--- a/lessons/13/BuildValidationPart2.docx
+++ b/lessons/13/BuildValidationPart2.docx
@@ -1,6 +1,6 @@
 
 <file path=word/document.xml><?xml version="1.0" encoding="utf-8"?>
-<w:document xmlns:wpc="http://schemas.microsoft.com/office/word/2010/wordprocessingCanvas" xmlns:cx="http://schemas.microsoft.com/office/drawing/2014/chartex" xmlns:cx1="http://schemas.microsoft.com/office/drawing/2015/9/8/chartex" xmlns:cx2="http://schemas.microsoft.com/office/drawing/2015/10/21/chartex" xmlns:cx3="http://schemas.microsoft.com/office/drawing/2016/5/9/chartex" xmlns:cx4="http://schemas.microsoft.com/office/drawing/2016/5/10/chartex" xmlns:cx5="http://schemas.microsoft.com/office/drawing/2016/5/11/chartex" xmlns:cx6="http://schemas.microsoft.com/office/drawing/2016/5/12/chartex" xmlns:cx7="http://schemas.microsoft.com/office/drawing/2016/5/13/chartex" xmlns:cx8="http://schemas.microsoft.com/office/drawing/2016/5/14/chartex" xmlns:mc="http://schemas.openxmlformats.org/markup-compatibility/2006" xmlns:aink="http://schemas.microsoft.com/office/drawing/2016/ink" xmlns:am3d="http://schemas.microsoft.com/office/drawing/2017/model3d" xmlns:o="urn:schemas-microsoft-com:office:office" xmlns:r="http://schemas.openxmlformats.org/officeDocument/2006/relationships" xmlns:m="http://schemas.openxmlformats.org/officeDocument/2006/math" xmlns:v="urn:schemas-microsoft-com:vml" xmlns:wp14="http://schemas.microsoft.com/office/word/2010/wordprocessingDrawing" xmlns:wp="http://schemas.openxmlformats.org/drawingml/2006/wordprocessingDrawing" xmlns:w10="urn:schemas-microsoft-com:office:word" xmlns:w="http://schemas.openxmlformats.org/wordprocessingml/2006/main" xmlns:w14="http://schemas.microsoft.com/office/word/2010/wordml" xmlns:w15="http://schemas.microsoft.com/office/word/2012/wordml" xmlns:w16cex="http://schemas.microsoft.com/office/word/2018/wordml/cex" xmlns:w16cid="http://schemas.microsoft.com/office/word/2016/wordml/cid" xmlns:w16="http://schemas.microsoft.com/office/word/2018/wordml" xmlns:w16se="http://schemas.microsoft.com/office/word/2015/wordml/symex" xmlns:wpg="http://schemas.microsoft.com/office/word/2010/wordprocessingGroup" xmlns:wpi="http://schemas.microsoft.com/office/word/2010/wordprocessingInk" xmlns:wne="http://schemas.microsoft.com/office/word/2006/wordml" xmlns:wps="http://schemas.microsoft.com/office/word/2010/wordprocessingShape" mc:Ignorable="w14 w15 w16se w16cid w16 w16cex wp14">
+<w:document xmlns:wpc="http://schemas.microsoft.com/office/word/2010/wordprocessingCanvas" xmlns:cx="http://schemas.microsoft.com/office/drawing/2014/chartex" xmlns:cx1="http://schemas.microsoft.com/office/drawing/2015/9/8/chartex" xmlns:cx2="http://schemas.microsoft.com/office/drawing/2015/10/21/chartex" xmlns:cx3="http://schemas.microsoft.com/office/drawing/2016/5/9/chartex" xmlns:cx4="http://schemas.microsoft.com/office/drawing/2016/5/10/chartex" xmlns:cx5="http://schemas.microsoft.com/office/drawing/2016/5/11/chartex" xmlns:cx6="http://schemas.microsoft.com/office/drawing/2016/5/12/chartex" xmlns:cx7="http://schemas.microsoft.com/office/drawing/2016/5/13/chartex" xmlns:cx8="http://schemas.microsoft.com/office/drawing/2016/5/14/chartex" xmlns:mc="http://schemas.openxmlformats.org/markup-compatibility/2006" xmlns:aink="http://schemas.microsoft.com/office/drawing/2016/ink" xmlns:am3d="http://schemas.microsoft.com/office/drawing/2017/model3d" xmlns:o="urn:schemas-microsoft-com:office:office" xmlns:oel="http://schemas.microsoft.com/office/2019/extlst" xmlns:r="http://schemas.openxmlformats.org/officeDocument/2006/relationships" xmlns:m="http://schemas.openxmlformats.org/officeDocument/2006/math" xmlns:v="urn:schemas-microsoft-com:vml" xmlns:wp14="http://schemas.microsoft.com/office/word/2010/wordprocessingDrawing" xmlns:wp="http://schemas.openxmlformats.org/drawingml/2006/wordprocessingDrawing" xmlns:w10="urn:schemas-microsoft-com:office:word" xmlns:w="http://schemas.openxmlformats.org/wordprocessingml/2006/main" xmlns:w14="http://schemas.microsoft.com/office/word/2010/wordml" xmlns:w15="http://schemas.microsoft.com/office/word/2012/wordml" xmlns:w16cex="http://schemas.microsoft.com/office/word/2018/wordml/cex" xmlns:w16cid="http://schemas.microsoft.com/office/word/2016/wordml/cid" xmlns:w16="http://schemas.microsoft.com/office/word/2018/wordml" xmlns:w16du="http://schemas.microsoft.com/office/word/2023/wordml/word16du" xmlns:w16sdtdh="http://schemas.microsoft.com/office/word/2020/wordml/sdtdatahash" xmlns:w16sdtfl="http://schemas.microsoft.com/office/word/2024/wordml/sdtformatlock" xmlns:w16se="http://schemas.microsoft.com/office/word/2015/wordml/symex" xmlns:wpg="http://schemas.microsoft.com/office/word/2010/wordprocessingGroup" xmlns:wpi="http://schemas.microsoft.com/office/word/2010/wordprocessingInk" xmlns:wne="http://schemas.microsoft.com/office/word/2006/wordml" xmlns:wps="http://schemas.microsoft.com/office/word/2010/wordprocessingShape" mc:Ignorable="w14 w15 w16se w16cid w16 w16cex w16sdtdh w16sdtfl w16du wp14">
   <w:body>
     <w:p>
       <w:pPr>
@@ -318,7 +318,23 @@
           <w:sz w:val="24"/>
           <w:szCs w:val="24"/>
         </w:rPr>
-        <w:t>iPhone or Android mobile phone. (note: Contact the instructor if you do not have a mobile phone available for testing.)</w:t>
+        <w:t>iPhone or Android mobile phone. (</w:t>
+      </w:r>
+      <w:r>
+        <w:rPr>
+          <w:rFonts w:cs="Calibri"/>
+          <w:sz w:val="24"/>
+          <w:szCs w:val="24"/>
+        </w:rPr>
+        <w:t>Note</w:t>
+      </w:r>
+      <w:r>
+        <w:rPr>
+          <w:rFonts w:cs="Calibri"/>
+          <w:sz w:val="24"/>
+          <w:szCs w:val="24"/>
+        </w:rPr>
+        <w:t>: Contact the instructor if you do not have a mobile phone available for testing.)</w:t>
       </w:r>
     </w:p>
     <w:p>
@@ -468,7 +484,19 @@
         <w:rPr>
           <w:rFonts w:cs="Cavolini"/>
         </w:rPr>
-        <w:t xml:space="preserve"> for instruction on how to calibrate and test the line follower. </w:t>
+        <w:t xml:space="preserve"> for </w:t>
+      </w:r>
+      <w:r>
+        <w:rPr>
+          <w:rFonts w:cs="Cavolini"/>
+        </w:rPr>
+        <w:t>instructions</w:t>
+      </w:r>
+      <w:r>
+        <w:rPr>
+          <w:rFonts w:cs="Cavolini"/>
+        </w:rPr>
+        <w:t xml:space="preserve"> on how to calibrate and test the line follower. </w:t>
       </w:r>
       <w:r>
         <w:rPr>
@@ -494,7 +522,19 @@
         <w:rPr>
           <w:rFonts w:cs="Cavolini"/>
         </w:rPr>
-        <w:t>In the space below, describe the expect behavior</w:t>
+        <w:t xml:space="preserve">In the space below, describe the </w:t>
+      </w:r>
+      <w:r>
+        <w:rPr>
+          <w:rFonts w:cs="Cavolini"/>
+        </w:rPr>
+        <w:t>expected</w:t>
+      </w:r>
+      <w:r>
+        <w:rPr>
+          <w:rFonts w:cs="Cavolini"/>
+        </w:rPr>
+        <w:t xml:space="preserve"> behavior</w:t>
       </w:r>
       <w:r>
         <w:rPr>
@@ -870,7 +910,19 @@
         <w:rPr>
           <w:rFonts w:cs="Cavolini"/>
         </w:rPr>
-        <w:t xml:space="preserve">In the space below, describe the expect behavior of the </w:t>
+        <w:t xml:space="preserve">In the space below, describe the </w:t>
+      </w:r>
+      <w:r>
+        <w:rPr>
+          <w:rFonts w:cs="Cavolini"/>
+        </w:rPr>
+        <w:t>expected</w:t>
+      </w:r>
+      <w:r>
+        <w:rPr>
+          <w:rFonts w:cs="Cavolini"/>
+        </w:rPr>
+        <w:t xml:space="preserve"> behavior of the </w:t>
       </w:r>
       <w:r>
         <w:rPr>
@@ -1058,7 +1110,19 @@
         <w:rPr>
           <w:rFonts w:cs="Cavolini"/>
         </w:rPr>
-        <w:t xml:space="preserve"> video for instruction on testing the </w:t>
+        <w:t xml:space="preserve"> video for </w:t>
+      </w:r>
+      <w:r>
+        <w:rPr>
+          <w:rFonts w:cs="Cavolini"/>
+        </w:rPr>
+        <w:t>instructions</w:t>
+      </w:r>
+      <w:r>
+        <w:rPr>
+          <w:rFonts w:cs="Cavolini"/>
+        </w:rPr>
+        <w:t xml:space="preserve"> on testing the </w:t>
       </w:r>
       <w:r>
         <w:rPr>
@@ -1090,7 +1154,19 @@
         <w:rPr>
           <w:rFonts w:cs="Cavolini"/>
         </w:rPr>
-        <w:t>In the space below, describe the expect behavior of the servo and LEDS when the “</w:t>
+        <w:t xml:space="preserve">In the space below, describe the </w:t>
+      </w:r>
+      <w:r>
+        <w:rPr>
+          <w:rFonts w:cs="Cavolini"/>
+        </w:rPr>
+        <w:t>expected</w:t>
+      </w:r>
+      <w:r>
+        <w:rPr>
+          <w:rFonts w:cs="Cavolini"/>
+        </w:rPr>
+        <w:t xml:space="preserve"> behavior of the servo and LEDS when the “</w:t>
       </w:r>
       <w:r>
         <w:rPr>
@@ -1280,7 +1356,19 @@
         <w:rPr>
           <w:rFonts w:cs="Cavolini"/>
         </w:rPr>
-        <w:t>? Identify the piRover function support by each of the connections.</w:t>
+        <w:t xml:space="preserve">? Identify the piRover function </w:t>
+      </w:r>
+      <w:r>
+        <w:rPr>
+          <w:rFonts w:cs="Cavolini"/>
+        </w:rPr>
+        <w:t>supported</w:t>
+      </w:r>
+      <w:r>
+        <w:rPr>
+          <w:rFonts w:cs="Cavolini"/>
+        </w:rPr>
+        <w:t xml:space="preserve"> by each of the connections.</w:t>
       </w:r>
     </w:p>
     <w:tbl>
@@ -1421,8 +1509,12 @@
       </w:r>
     </w:p>
     <w:sectPr>
-      <w:headerReference w:type="default" r:id="rId9"/>
-      <w:footerReference w:type="default" r:id="rId10"/>
+      <w:headerReference w:type="even" r:id="rId9"/>
+      <w:headerReference w:type="default" r:id="rId10"/>
+      <w:footerReference w:type="even" r:id="rId11"/>
+      <w:footerReference w:type="default" r:id="rId12"/>
+      <w:headerReference w:type="first" r:id="rId13"/>
+      <w:footerReference w:type="first" r:id="rId14"/>
       <w:pgSz w:w="12240" w:h="15840"/>
       <w:pgMar w:top="1440" w:right="1440" w:bottom="1440" w:left="1440" w:header="720" w:footer="720" w:gutter="0"/>
       <w:cols w:space="720"/>
@@ -1433,7 +1525,7 @@
 </file>
 
 <file path=word/endnotes.xml><?xml version="1.0" encoding="utf-8"?>
-<w:endnotes xmlns:wpc="http://schemas.microsoft.com/office/word/2010/wordprocessingCanvas" xmlns:cx="http://schemas.microsoft.com/office/drawing/2014/chartex" xmlns:cx1="http://schemas.microsoft.com/office/drawing/2015/9/8/chartex" xmlns:cx2="http://schemas.microsoft.com/office/drawing/2015/10/21/chartex" xmlns:cx3="http://schemas.microsoft.com/office/drawing/2016/5/9/chartex" xmlns:cx4="http://schemas.microsoft.com/office/drawing/2016/5/10/chartex" xmlns:cx5="http://schemas.microsoft.com/office/drawing/2016/5/11/chartex" xmlns:cx6="http://schemas.microsoft.com/office/drawing/2016/5/12/chartex" xmlns:cx7="http://schemas.microsoft.com/office/drawing/2016/5/13/chartex" xmlns:cx8="http://schemas.microsoft.com/office/drawing/2016/5/14/chartex" xmlns:mc="http://schemas.openxmlformats.org/markup-compatibility/2006" xmlns:aink="http://schemas.microsoft.com/office/drawing/2016/ink" xmlns:am3d="http://schemas.microsoft.com/office/drawing/2017/model3d" xmlns:o="urn:schemas-microsoft-com:office:office" xmlns:r="http://schemas.openxmlformats.org/officeDocument/2006/relationships" xmlns:m="http://schemas.openxmlformats.org/officeDocument/2006/math" xmlns:v="urn:schemas-microsoft-com:vml" xmlns:wp14="http://schemas.microsoft.com/office/word/2010/wordprocessingDrawing" xmlns:wp="http://schemas.openxmlformats.org/drawingml/2006/wordprocessingDrawing" xmlns:w10="urn:schemas-microsoft-com:office:word" xmlns:w="http://schemas.openxmlformats.org/wordprocessingml/2006/main" xmlns:w14="http://schemas.microsoft.com/office/word/2010/wordml" xmlns:w15="http://schemas.microsoft.com/office/word/2012/wordml" xmlns:w16cex="http://schemas.microsoft.com/office/word/2018/wordml/cex" xmlns:w16cid="http://schemas.microsoft.com/office/word/2016/wordml/cid" xmlns:w16="http://schemas.microsoft.com/office/word/2018/wordml" xmlns:w16se="http://schemas.microsoft.com/office/word/2015/wordml/symex" xmlns:wpg="http://schemas.microsoft.com/office/word/2010/wordprocessingGroup" xmlns:wpi="http://schemas.microsoft.com/office/word/2010/wordprocessingInk" xmlns:wne="http://schemas.microsoft.com/office/word/2006/wordml" xmlns:wps="http://schemas.microsoft.com/office/word/2010/wordprocessingShape" mc:Ignorable="w14 w15 w16se w16cid w16 w16cex wp14">
+<w:endnotes xmlns:wpc="http://schemas.microsoft.com/office/word/2010/wordprocessingCanvas" xmlns:cx="http://schemas.microsoft.com/office/drawing/2014/chartex" xmlns:cx1="http://schemas.microsoft.com/office/drawing/2015/9/8/chartex" xmlns:cx2="http://schemas.microsoft.com/office/drawing/2015/10/21/chartex" xmlns:cx3="http://schemas.microsoft.com/office/drawing/2016/5/9/chartex" xmlns:cx4="http://schemas.microsoft.com/office/drawing/2016/5/10/chartex" xmlns:cx5="http://schemas.microsoft.com/office/drawing/2016/5/11/chartex" xmlns:cx6="http://schemas.microsoft.com/office/drawing/2016/5/12/chartex" xmlns:cx7="http://schemas.microsoft.com/office/drawing/2016/5/13/chartex" xmlns:cx8="http://schemas.microsoft.com/office/drawing/2016/5/14/chartex" xmlns:mc="http://schemas.openxmlformats.org/markup-compatibility/2006" xmlns:aink="http://schemas.microsoft.com/office/drawing/2016/ink" xmlns:am3d="http://schemas.microsoft.com/office/drawing/2017/model3d" xmlns:o="urn:schemas-microsoft-com:office:office" xmlns:oel="http://schemas.microsoft.com/office/2019/extlst" xmlns:r="http://schemas.openxmlformats.org/officeDocument/2006/relationships" xmlns:m="http://schemas.openxmlformats.org/officeDocument/2006/math" xmlns:v="urn:schemas-microsoft-com:vml" xmlns:wp14="http://schemas.microsoft.com/office/word/2010/wordprocessingDrawing" xmlns:wp="http://schemas.openxmlformats.org/drawingml/2006/wordprocessingDrawing" xmlns:w10="urn:schemas-microsoft-com:office:word" xmlns:w="http://schemas.openxmlformats.org/wordprocessingml/2006/main" xmlns:w14="http://schemas.microsoft.com/office/word/2010/wordml" xmlns:w15="http://schemas.microsoft.com/office/word/2012/wordml" xmlns:w16cex="http://schemas.microsoft.com/office/word/2018/wordml/cex" xmlns:w16cid="http://schemas.microsoft.com/office/word/2016/wordml/cid" xmlns:w16="http://schemas.microsoft.com/office/word/2018/wordml" xmlns:w16du="http://schemas.microsoft.com/office/word/2023/wordml/word16du" xmlns:w16sdtdh="http://schemas.microsoft.com/office/word/2020/wordml/sdtdatahash" xmlns:w16sdtfl="http://schemas.microsoft.com/office/word/2024/wordml/sdtformatlock" xmlns:w16se="http://schemas.microsoft.com/office/word/2015/wordml/symex" xmlns:wpg="http://schemas.microsoft.com/office/word/2010/wordprocessingGroup" xmlns:wpi="http://schemas.microsoft.com/office/word/2010/wordprocessingInk" xmlns:wne="http://schemas.microsoft.com/office/word/2006/wordml" xmlns:wps="http://schemas.microsoft.com/office/word/2010/wordprocessingShape" mc:Ignorable="w14 w15 w16se w16cid w16 w16cex w16sdtdh w16sdtfl w16du wp14">
   <w:endnote w:type="separator" w:id="-1">
     <w:p>
       <w:pPr>
@@ -1458,7 +1550,17 @@
 </file>
 
 <file path=word/footer1.xml><?xml version="1.0" encoding="utf-8"?>
-<w:ftr xmlns:wpc="http://schemas.microsoft.com/office/word/2010/wordprocessingCanvas" xmlns:cx="http://schemas.microsoft.com/office/drawing/2014/chartex" xmlns:cx1="http://schemas.microsoft.com/office/drawing/2015/9/8/chartex" xmlns:cx2="http://schemas.microsoft.com/office/drawing/2015/10/21/chartex" xmlns:cx3="http://schemas.microsoft.com/office/drawing/2016/5/9/chartex" xmlns:cx4="http://schemas.microsoft.com/office/drawing/2016/5/10/chartex" xmlns:cx5="http://schemas.microsoft.com/office/drawing/2016/5/11/chartex" xmlns:cx6="http://schemas.microsoft.com/office/drawing/2016/5/12/chartex" xmlns:cx7="http://schemas.microsoft.com/office/drawing/2016/5/13/chartex" xmlns:cx8="http://schemas.microsoft.com/office/drawing/2016/5/14/chartex" xmlns:mc="http://schemas.openxmlformats.org/markup-compatibility/2006" xmlns:aink="http://schemas.microsoft.com/office/drawing/2016/ink" xmlns:am3d="http://schemas.microsoft.com/office/drawing/2017/model3d" xmlns:o="urn:schemas-microsoft-com:office:office" xmlns:r="http://schemas.openxmlformats.org/officeDocument/2006/relationships" xmlns:m="http://schemas.openxmlformats.org/officeDocument/2006/math" xmlns:v="urn:schemas-microsoft-com:vml" xmlns:wp14="http://schemas.microsoft.com/office/word/2010/wordprocessingDrawing" xmlns:wp="http://schemas.openxmlformats.org/drawingml/2006/wordprocessingDrawing" xmlns:w10="urn:schemas-microsoft-com:office:word" xmlns:w="http://schemas.openxmlformats.org/wordprocessingml/2006/main" xmlns:w14="http://schemas.microsoft.com/office/word/2010/wordml" xmlns:w15="http://schemas.microsoft.com/office/word/2012/wordml" xmlns:w16cex="http://schemas.microsoft.com/office/word/2018/wordml/cex" xmlns:w16cid="http://schemas.microsoft.com/office/word/2016/wordml/cid" xmlns:w16="http://schemas.microsoft.com/office/word/2018/wordml" xmlns:w16se="http://schemas.microsoft.com/office/word/2015/wordml/symex" xmlns:wpg="http://schemas.microsoft.com/office/word/2010/wordprocessingGroup" xmlns:wpi="http://schemas.microsoft.com/office/word/2010/wordprocessingInk" xmlns:wne="http://schemas.microsoft.com/office/word/2006/wordml" xmlns:wps="http://schemas.microsoft.com/office/word/2010/wordprocessingShape" mc:Ignorable="w14 w15 w16se w16cid w16 w16cex wp14">
+<w:ftr xmlns:wpc="http://schemas.microsoft.com/office/word/2010/wordprocessingCanvas" xmlns:cx="http://schemas.microsoft.com/office/drawing/2014/chartex" xmlns:cx1="http://schemas.microsoft.com/office/drawing/2015/9/8/chartex" xmlns:cx2="http://schemas.microsoft.com/office/drawing/2015/10/21/chartex" xmlns:cx3="http://schemas.microsoft.com/office/drawing/2016/5/9/chartex" xmlns:cx4="http://schemas.microsoft.com/office/drawing/2016/5/10/chartex" xmlns:cx5="http://schemas.microsoft.com/office/drawing/2016/5/11/chartex" xmlns:cx6="http://schemas.microsoft.com/office/drawing/2016/5/12/chartex" xmlns:cx7="http://schemas.microsoft.com/office/drawing/2016/5/13/chartex" xmlns:cx8="http://schemas.microsoft.com/office/drawing/2016/5/14/chartex" xmlns:mc="http://schemas.openxmlformats.org/markup-compatibility/2006" xmlns:aink="http://schemas.microsoft.com/office/drawing/2016/ink" xmlns:am3d="http://schemas.microsoft.com/office/drawing/2017/model3d" xmlns:o="urn:schemas-microsoft-com:office:office" xmlns:oel="http://schemas.microsoft.com/office/2019/extlst" xmlns:r="http://schemas.openxmlformats.org/officeDocument/2006/relationships" xmlns:m="http://schemas.openxmlformats.org/officeDocument/2006/math" xmlns:v="urn:schemas-microsoft-com:vml" xmlns:wp14="http://schemas.microsoft.com/office/word/2010/wordprocessingDrawing" xmlns:wp="http://schemas.openxmlformats.org/drawingml/2006/wordprocessingDrawing" xmlns:w10="urn:schemas-microsoft-com:office:word" xmlns:w="http://schemas.openxmlformats.org/wordprocessingml/2006/main" xmlns:w14="http://schemas.microsoft.com/office/word/2010/wordml" xmlns:w15="http://schemas.microsoft.com/office/word/2012/wordml" xmlns:w16cex="http://schemas.microsoft.com/office/word/2018/wordml/cex" xmlns:w16cid="http://schemas.microsoft.com/office/word/2016/wordml/cid" xmlns:w16="http://schemas.microsoft.com/office/word/2018/wordml" xmlns:w16du="http://schemas.microsoft.com/office/word/2023/wordml/word16du" xmlns:w16sdtdh="http://schemas.microsoft.com/office/word/2020/wordml/sdtdatahash" xmlns:w16sdtfl="http://schemas.microsoft.com/office/word/2024/wordml/sdtformatlock" xmlns:w16se="http://schemas.microsoft.com/office/word/2015/wordml/symex" xmlns:wpg="http://schemas.microsoft.com/office/word/2010/wordprocessingGroup" xmlns:wpi="http://schemas.microsoft.com/office/word/2010/wordprocessingInk" xmlns:wne="http://schemas.microsoft.com/office/word/2006/wordml" xmlns:wps="http://schemas.microsoft.com/office/word/2010/wordprocessingShape" mc:Ignorable="w14 w15 w16se w16cid w16 w16cex w16sdtdh w16sdtfl w16du wp14">
+  <w:p>
+    <w:pPr>
+      <w:pStyle w:val="Footer"/>
+    </w:pPr>
+  </w:p>
+</w:ftr>
+</file>
+
+<file path=word/footer2.xml><?xml version="1.0" encoding="utf-8"?>
+<w:ftr xmlns:wpc="http://schemas.microsoft.com/office/word/2010/wordprocessingCanvas" xmlns:cx="http://schemas.microsoft.com/office/drawing/2014/chartex" xmlns:cx1="http://schemas.microsoft.com/office/drawing/2015/9/8/chartex" xmlns:cx2="http://schemas.microsoft.com/office/drawing/2015/10/21/chartex" xmlns:cx3="http://schemas.microsoft.com/office/drawing/2016/5/9/chartex" xmlns:cx4="http://schemas.microsoft.com/office/drawing/2016/5/10/chartex" xmlns:cx5="http://schemas.microsoft.com/office/drawing/2016/5/11/chartex" xmlns:cx6="http://schemas.microsoft.com/office/drawing/2016/5/12/chartex" xmlns:cx7="http://schemas.microsoft.com/office/drawing/2016/5/13/chartex" xmlns:cx8="http://schemas.microsoft.com/office/drawing/2016/5/14/chartex" xmlns:mc="http://schemas.openxmlformats.org/markup-compatibility/2006" xmlns:aink="http://schemas.microsoft.com/office/drawing/2016/ink" xmlns:am3d="http://schemas.microsoft.com/office/drawing/2017/model3d" xmlns:o="urn:schemas-microsoft-com:office:office" xmlns:oel="http://schemas.microsoft.com/office/2019/extlst" xmlns:r="http://schemas.openxmlformats.org/officeDocument/2006/relationships" xmlns:m="http://schemas.openxmlformats.org/officeDocument/2006/math" xmlns:v="urn:schemas-microsoft-com:vml" xmlns:wp14="http://schemas.microsoft.com/office/word/2010/wordprocessingDrawing" xmlns:wp="http://schemas.openxmlformats.org/drawingml/2006/wordprocessingDrawing" xmlns:w10="urn:schemas-microsoft-com:office:word" xmlns:w="http://schemas.openxmlformats.org/wordprocessingml/2006/main" xmlns:w14="http://schemas.microsoft.com/office/word/2010/wordml" xmlns:w15="http://schemas.microsoft.com/office/word/2012/wordml" xmlns:w16cex="http://schemas.microsoft.com/office/word/2018/wordml/cex" xmlns:w16cid="http://schemas.microsoft.com/office/word/2016/wordml/cid" xmlns:w16="http://schemas.microsoft.com/office/word/2018/wordml" xmlns:w16du="http://schemas.microsoft.com/office/word/2023/wordml/word16du" xmlns:w16sdtdh="http://schemas.microsoft.com/office/word/2020/wordml/sdtdatahash" xmlns:w16sdtfl="http://schemas.microsoft.com/office/word/2024/wordml/sdtformatlock" xmlns:w16se="http://schemas.microsoft.com/office/word/2015/wordml/symex" xmlns:wpg="http://schemas.microsoft.com/office/word/2010/wordprocessingGroup" xmlns:wpi="http://schemas.microsoft.com/office/word/2010/wordprocessingInk" xmlns:wne="http://schemas.microsoft.com/office/word/2006/wordml" xmlns:wps="http://schemas.microsoft.com/office/word/2010/wordprocessingShape" mc:Ignorable="w14 w15 w16se w16cid w16 w16cex w16sdtdh w16sdtfl w16du wp14">
   <w:sdt>
     <w:sdtPr>
       <w:id w:val="973801655"/>
@@ -1520,14 +1622,40 @@
         <w:sz w:val="18"/>
         <w:szCs w:val="18"/>
       </w:rPr>
-      <w:t>© 2020, Keith E. Kelly. All rights reserved.</w:t>
+      <w:t>© 202</w:t>
+    </w:r>
+    <w:r>
+      <w:rPr>
+        <w:rStyle w:val="SubtleEmphasis"/>
+        <w:sz w:val="18"/>
+        <w:szCs w:val="18"/>
+      </w:rPr>
+      <w:t>5</w:t>
+    </w:r>
+    <w:r>
+      <w:rPr>
+        <w:rStyle w:val="SubtleEmphasis"/>
+        <w:sz w:val="18"/>
+        <w:szCs w:val="18"/>
+      </w:rPr>
+      <w:t>, Keith E. Kelly. All rights reserved.</w:t>
     </w:r>
   </w:p>
 </w:ftr>
 </file>
 
+<file path=word/footer3.xml><?xml version="1.0" encoding="utf-8"?>
+<w:ftr xmlns:wpc="http://schemas.microsoft.com/office/word/2010/wordprocessingCanvas" xmlns:cx="http://schemas.microsoft.com/office/drawing/2014/chartex" xmlns:cx1="http://schemas.microsoft.com/office/drawing/2015/9/8/chartex" xmlns:cx2="http://schemas.microsoft.com/office/drawing/2015/10/21/chartex" xmlns:cx3="http://schemas.microsoft.com/office/drawing/2016/5/9/chartex" xmlns:cx4="http://schemas.microsoft.com/office/drawing/2016/5/10/chartex" xmlns:cx5="http://schemas.microsoft.com/office/drawing/2016/5/11/chartex" xmlns:cx6="http://schemas.microsoft.com/office/drawing/2016/5/12/chartex" xmlns:cx7="http://schemas.microsoft.com/office/drawing/2016/5/13/chartex" xmlns:cx8="http://schemas.microsoft.com/office/drawing/2016/5/14/chartex" xmlns:mc="http://schemas.openxmlformats.org/markup-compatibility/2006" xmlns:aink="http://schemas.microsoft.com/office/drawing/2016/ink" xmlns:am3d="http://schemas.microsoft.com/office/drawing/2017/model3d" xmlns:o="urn:schemas-microsoft-com:office:office" xmlns:oel="http://schemas.microsoft.com/office/2019/extlst" xmlns:r="http://schemas.openxmlformats.org/officeDocument/2006/relationships" xmlns:m="http://schemas.openxmlformats.org/officeDocument/2006/math" xmlns:v="urn:schemas-microsoft-com:vml" xmlns:wp14="http://schemas.microsoft.com/office/word/2010/wordprocessingDrawing" xmlns:wp="http://schemas.openxmlformats.org/drawingml/2006/wordprocessingDrawing" xmlns:w10="urn:schemas-microsoft-com:office:word" xmlns:w="http://schemas.openxmlformats.org/wordprocessingml/2006/main" xmlns:w14="http://schemas.microsoft.com/office/word/2010/wordml" xmlns:w15="http://schemas.microsoft.com/office/word/2012/wordml" xmlns:w16cex="http://schemas.microsoft.com/office/word/2018/wordml/cex" xmlns:w16cid="http://schemas.microsoft.com/office/word/2016/wordml/cid" xmlns:w16="http://schemas.microsoft.com/office/word/2018/wordml" xmlns:w16du="http://schemas.microsoft.com/office/word/2023/wordml/word16du" xmlns:w16sdtdh="http://schemas.microsoft.com/office/word/2020/wordml/sdtdatahash" xmlns:w16sdtfl="http://schemas.microsoft.com/office/word/2024/wordml/sdtformatlock" xmlns:w16se="http://schemas.microsoft.com/office/word/2015/wordml/symex" xmlns:wpg="http://schemas.microsoft.com/office/word/2010/wordprocessingGroup" xmlns:wpi="http://schemas.microsoft.com/office/word/2010/wordprocessingInk" xmlns:wne="http://schemas.microsoft.com/office/word/2006/wordml" xmlns:wps="http://schemas.microsoft.com/office/word/2010/wordprocessingShape" mc:Ignorable="w14 w15 w16se w16cid w16 w16cex w16sdtdh w16sdtfl w16du wp14">
+  <w:p>
+    <w:pPr>
+      <w:pStyle w:val="Footer"/>
+    </w:pPr>
+  </w:p>
+</w:ftr>
+</file>
+
 <file path=word/footnotes.xml><?xml version="1.0" encoding="utf-8"?>
-<w:footnotes xmlns:wpc="http://schemas.microsoft.com/office/word/2010/wordprocessingCanvas" xmlns:cx="http://schemas.microsoft.com/office/drawing/2014/chartex" xmlns:cx1="http://schemas.microsoft.com/office/drawing/2015/9/8/chartex" xmlns:cx2="http://schemas.microsoft.com/office/drawing/2015/10/21/chartex" xmlns:cx3="http://schemas.microsoft.com/office/drawing/2016/5/9/chartex" xmlns:cx4="http://schemas.microsoft.com/office/drawing/2016/5/10/chartex" xmlns:cx5="http://schemas.microsoft.com/office/drawing/2016/5/11/chartex" xmlns:cx6="http://schemas.microsoft.com/office/drawing/2016/5/12/chartex" xmlns:cx7="http://schemas.microsoft.com/office/drawing/2016/5/13/chartex" xmlns:cx8="http://schemas.microsoft.com/office/drawing/2016/5/14/chartex" xmlns:mc="http://schemas.openxmlformats.org/markup-compatibility/2006" xmlns:aink="http://schemas.microsoft.com/office/drawing/2016/ink" xmlns:am3d="http://schemas.microsoft.com/office/drawing/2017/model3d" xmlns:o="urn:schemas-microsoft-com:office:office" xmlns:r="http://schemas.openxmlformats.org/officeDocument/2006/relationships" xmlns:m="http://schemas.openxmlformats.org/officeDocument/2006/math" xmlns:v="urn:schemas-microsoft-com:vml" xmlns:wp14="http://schemas.microsoft.com/office/word/2010/wordprocessingDrawing" xmlns:wp="http://schemas.openxmlformats.org/drawingml/2006/wordprocessingDrawing" xmlns:w10="urn:schemas-microsoft-com:office:word" xmlns:w="http://schemas.openxmlformats.org/wordprocessingml/2006/main" xmlns:w14="http://schemas.microsoft.com/office/word/2010/wordml" xmlns:w15="http://schemas.microsoft.com/office/word/2012/wordml" xmlns:w16cex="http://schemas.microsoft.com/office/word/2018/wordml/cex" xmlns:w16cid="http://schemas.microsoft.com/office/word/2016/wordml/cid" xmlns:w16="http://schemas.microsoft.com/office/word/2018/wordml" xmlns:w16se="http://schemas.microsoft.com/office/word/2015/wordml/symex" xmlns:wpg="http://schemas.microsoft.com/office/word/2010/wordprocessingGroup" xmlns:wpi="http://schemas.microsoft.com/office/word/2010/wordprocessingInk" xmlns:wne="http://schemas.microsoft.com/office/word/2006/wordml" xmlns:wps="http://schemas.microsoft.com/office/word/2010/wordprocessingShape" mc:Ignorable="w14 w15 w16se w16cid w16 w16cex wp14">
+<w:footnotes xmlns:wpc="http://schemas.microsoft.com/office/word/2010/wordprocessingCanvas" xmlns:cx="http://schemas.microsoft.com/office/drawing/2014/chartex" xmlns:cx1="http://schemas.microsoft.com/office/drawing/2015/9/8/chartex" xmlns:cx2="http://schemas.microsoft.com/office/drawing/2015/10/21/chartex" xmlns:cx3="http://schemas.microsoft.com/office/drawing/2016/5/9/chartex" xmlns:cx4="http://schemas.microsoft.com/office/drawing/2016/5/10/chartex" xmlns:cx5="http://schemas.microsoft.com/office/drawing/2016/5/11/chartex" xmlns:cx6="http://schemas.microsoft.com/office/drawing/2016/5/12/chartex" xmlns:cx7="http://schemas.microsoft.com/office/drawing/2016/5/13/chartex" xmlns:cx8="http://schemas.microsoft.com/office/drawing/2016/5/14/chartex" xmlns:mc="http://schemas.openxmlformats.org/markup-compatibility/2006" xmlns:aink="http://schemas.microsoft.com/office/drawing/2016/ink" xmlns:am3d="http://schemas.microsoft.com/office/drawing/2017/model3d" xmlns:o="urn:schemas-microsoft-com:office:office" xmlns:oel="http://schemas.microsoft.com/office/2019/extlst" xmlns:r="http://schemas.openxmlformats.org/officeDocument/2006/relationships" xmlns:m="http://schemas.openxmlformats.org/officeDocument/2006/math" xmlns:v="urn:schemas-microsoft-com:vml" xmlns:wp14="http://schemas.microsoft.com/office/word/2010/wordprocessingDrawing" xmlns:wp="http://schemas.openxmlformats.org/drawingml/2006/wordprocessingDrawing" xmlns:w10="urn:schemas-microsoft-com:office:word" xmlns:w="http://schemas.openxmlformats.org/wordprocessingml/2006/main" xmlns:w14="http://schemas.microsoft.com/office/word/2010/wordml" xmlns:w15="http://schemas.microsoft.com/office/word/2012/wordml" xmlns:w16cex="http://schemas.microsoft.com/office/word/2018/wordml/cex" xmlns:w16cid="http://schemas.microsoft.com/office/word/2016/wordml/cid" xmlns:w16="http://schemas.microsoft.com/office/word/2018/wordml" xmlns:w16du="http://schemas.microsoft.com/office/word/2023/wordml/word16du" xmlns:w16sdtdh="http://schemas.microsoft.com/office/word/2020/wordml/sdtdatahash" xmlns:w16sdtfl="http://schemas.microsoft.com/office/word/2024/wordml/sdtformatlock" xmlns:w16se="http://schemas.microsoft.com/office/word/2015/wordml/symex" xmlns:wpg="http://schemas.microsoft.com/office/word/2010/wordprocessingGroup" xmlns:wpi="http://schemas.microsoft.com/office/word/2010/wordprocessingInk" xmlns:wne="http://schemas.microsoft.com/office/word/2006/wordml" xmlns:wps="http://schemas.microsoft.com/office/word/2010/wordprocessingShape" mc:Ignorable="w14 w15 w16se w16cid w16 w16cex w16sdtdh w16sdtfl w16du wp14">
   <w:footnote w:type="separator" w:id="-1">
     <w:p>
       <w:pPr>
@@ -1552,7 +1680,17 @@
 </file>
 
 <file path=word/header1.xml><?xml version="1.0" encoding="utf-8"?>
-<w:hdr xmlns:wpc="http://schemas.microsoft.com/office/word/2010/wordprocessingCanvas" xmlns:cx="http://schemas.microsoft.com/office/drawing/2014/chartex" xmlns:cx1="http://schemas.microsoft.com/office/drawing/2015/9/8/chartex" xmlns:cx2="http://schemas.microsoft.com/office/drawing/2015/10/21/chartex" xmlns:cx3="http://schemas.microsoft.com/office/drawing/2016/5/9/chartex" xmlns:cx4="http://schemas.microsoft.com/office/drawing/2016/5/10/chartex" xmlns:cx5="http://schemas.microsoft.com/office/drawing/2016/5/11/chartex" xmlns:cx6="http://schemas.microsoft.com/office/drawing/2016/5/12/chartex" xmlns:cx7="http://schemas.microsoft.com/office/drawing/2016/5/13/chartex" xmlns:cx8="http://schemas.microsoft.com/office/drawing/2016/5/14/chartex" xmlns:mc="http://schemas.openxmlformats.org/markup-compatibility/2006" xmlns:aink="http://schemas.microsoft.com/office/drawing/2016/ink" xmlns:am3d="http://schemas.microsoft.com/office/drawing/2017/model3d" xmlns:o="urn:schemas-microsoft-com:office:office" xmlns:r="http://schemas.openxmlformats.org/officeDocument/2006/relationships" xmlns:m="http://schemas.openxmlformats.org/officeDocument/2006/math" xmlns:v="urn:schemas-microsoft-com:vml" xmlns:wp14="http://schemas.microsoft.com/office/word/2010/wordprocessingDrawing" xmlns:wp="http://schemas.openxmlformats.org/drawingml/2006/wordprocessingDrawing" xmlns:w10="urn:schemas-microsoft-com:office:word" xmlns:w="http://schemas.openxmlformats.org/wordprocessingml/2006/main" xmlns:w14="http://schemas.microsoft.com/office/word/2010/wordml" xmlns:w15="http://schemas.microsoft.com/office/word/2012/wordml" xmlns:w16cex="http://schemas.microsoft.com/office/word/2018/wordml/cex" xmlns:w16cid="http://schemas.microsoft.com/office/word/2016/wordml/cid" xmlns:w16="http://schemas.microsoft.com/office/word/2018/wordml" xmlns:w16se="http://schemas.microsoft.com/office/word/2015/wordml/symex" xmlns:wpg="http://schemas.microsoft.com/office/word/2010/wordprocessingGroup" xmlns:wpi="http://schemas.microsoft.com/office/word/2010/wordprocessingInk" xmlns:wne="http://schemas.microsoft.com/office/word/2006/wordml" xmlns:wps="http://schemas.microsoft.com/office/word/2010/wordprocessingShape" mc:Ignorable="w14 w15 w16se w16cid w16 w16cex wp14">
+<w:hdr xmlns:wpc="http://schemas.microsoft.com/office/word/2010/wordprocessingCanvas" xmlns:cx="http://schemas.microsoft.com/office/drawing/2014/chartex" xmlns:cx1="http://schemas.microsoft.com/office/drawing/2015/9/8/chartex" xmlns:cx2="http://schemas.microsoft.com/office/drawing/2015/10/21/chartex" xmlns:cx3="http://schemas.microsoft.com/office/drawing/2016/5/9/chartex" xmlns:cx4="http://schemas.microsoft.com/office/drawing/2016/5/10/chartex" xmlns:cx5="http://schemas.microsoft.com/office/drawing/2016/5/11/chartex" xmlns:cx6="http://schemas.microsoft.com/office/drawing/2016/5/12/chartex" xmlns:cx7="http://schemas.microsoft.com/office/drawing/2016/5/13/chartex" xmlns:cx8="http://schemas.microsoft.com/office/drawing/2016/5/14/chartex" xmlns:mc="http://schemas.openxmlformats.org/markup-compatibility/2006" xmlns:aink="http://schemas.microsoft.com/office/drawing/2016/ink" xmlns:am3d="http://schemas.microsoft.com/office/drawing/2017/model3d" xmlns:o="urn:schemas-microsoft-com:office:office" xmlns:oel="http://schemas.microsoft.com/office/2019/extlst" xmlns:r="http://schemas.openxmlformats.org/officeDocument/2006/relationships" xmlns:m="http://schemas.openxmlformats.org/officeDocument/2006/math" xmlns:v="urn:schemas-microsoft-com:vml" xmlns:wp14="http://schemas.microsoft.com/office/word/2010/wordprocessingDrawing" xmlns:wp="http://schemas.openxmlformats.org/drawingml/2006/wordprocessingDrawing" xmlns:w10="urn:schemas-microsoft-com:office:word" xmlns:w="http://schemas.openxmlformats.org/wordprocessingml/2006/main" xmlns:w14="http://schemas.microsoft.com/office/word/2010/wordml" xmlns:w15="http://schemas.microsoft.com/office/word/2012/wordml" xmlns:w16cex="http://schemas.microsoft.com/office/word/2018/wordml/cex" xmlns:w16cid="http://schemas.microsoft.com/office/word/2016/wordml/cid" xmlns:w16="http://schemas.microsoft.com/office/word/2018/wordml" xmlns:w16du="http://schemas.microsoft.com/office/word/2023/wordml/word16du" xmlns:w16sdtdh="http://schemas.microsoft.com/office/word/2020/wordml/sdtdatahash" xmlns:w16sdtfl="http://schemas.microsoft.com/office/word/2024/wordml/sdtformatlock" xmlns:w16se="http://schemas.microsoft.com/office/word/2015/wordml/symex" xmlns:wpg="http://schemas.microsoft.com/office/word/2010/wordprocessingGroup" xmlns:wpi="http://schemas.microsoft.com/office/word/2010/wordprocessingInk" xmlns:wne="http://schemas.microsoft.com/office/word/2006/wordml" xmlns:wps="http://schemas.microsoft.com/office/word/2010/wordprocessingShape" mc:Ignorable="w14 w15 w16se w16cid w16 w16cex w16sdtdh w16sdtfl w16du wp14">
+  <w:p>
+    <w:pPr>
+      <w:pStyle w:val="Header"/>
+    </w:pPr>
+  </w:p>
+</w:hdr>
+</file>
+
+<file path=word/header2.xml><?xml version="1.0" encoding="utf-8"?>
+<w:hdr xmlns:wpc="http://schemas.microsoft.com/office/word/2010/wordprocessingCanvas" xmlns:cx="http://schemas.microsoft.com/office/drawing/2014/chartex" xmlns:cx1="http://schemas.microsoft.com/office/drawing/2015/9/8/chartex" xmlns:cx2="http://schemas.microsoft.com/office/drawing/2015/10/21/chartex" xmlns:cx3="http://schemas.microsoft.com/office/drawing/2016/5/9/chartex" xmlns:cx4="http://schemas.microsoft.com/office/drawing/2016/5/10/chartex" xmlns:cx5="http://schemas.microsoft.com/office/drawing/2016/5/11/chartex" xmlns:cx6="http://schemas.microsoft.com/office/drawing/2016/5/12/chartex" xmlns:cx7="http://schemas.microsoft.com/office/drawing/2016/5/13/chartex" xmlns:cx8="http://schemas.microsoft.com/office/drawing/2016/5/14/chartex" xmlns:mc="http://schemas.openxmlformats.org/markup-compatibility/2006" xmlns:aink="http://schemas.microsoft.com/office/drawing/2016/ink" xmlns:am3d="http://schemas.microsoft.com/office/drawing/2017/model3d" xmlns:o="urn:schemas-microsoft-com:office:office" xmlns:oel="http://schemas.microsoft.com/office/2019/extlst" xmlns:r="http://schemas.openxmlformats.org/officeDocument/2006/relationships" xmlns:m="http://schemas.openxmlformats.org/officeDocument/2006/math" xmlns:v="urn:schemas-microsoft-com:vml" xmlns:wp14="http://schemas.microsoft.com/office/word/2010/wordprocessingDrawing" xmlns:wp="http://schemas.openxmlformats.org/drawingml/2006/wordprocessingDrawing" xmlns:w10="urn:schemas-microsoft-com:office:word" xmlns:w="http://schemas.openxmlformats.org/wordprocessingml/2006/main" xmlns:w14="http://schemas.microsoft.com/office/word/2010/wordml" xmlns:w15="http://schemas.microsoft.com/office/word/2012/wordml" xmlns:w16cex="http://schemas.microsoft.com/office/word/2018/wordml/cex" xmlns:w16cid="http://schemas.microsoft.com/office/word/2016/wordml/cid" xmlns:w16="http://schemas.microsoft.com/office/word/2018/wordml" xmlns:w16du="http://schemas.microsoft.com/office/word/2023/wordml/word16du" xmlns:w16sdtdh="http://schemas.microsoft.com/office/word/2020/wordml/sdtdatahash" xmlns:w16sdtfl="http://schemas.microsoft.com/office/word/2024/wordml/sdtformatlock" xmlns:w16se="http://schemas.microsoft.com/office/word/2015/wordml/symex" xmlns:wpg="http://schemas.microsoft.com/office/word/2010/wordprocessingGroup" xmlns:wpi="http://schemas.microsoft.com/office/word/2010/wordprocessingInk" xmlns:wne="http://schemas.microsoft.com/office/word/2006/wordml" xmlns:wps="http://schemas.microsoft.com/office/word/2010/wordprocessingShape" mc:Ignorable="w14 w15 w16se w16cid w16 w16cex w16sdtdh w16sdtfl w16du wp14">
   <w:p>
     <w:pPr>
       <w:pStyle w:val="Heading1"/>
@@ -1571,8 +1709,18 @@
 </w:hdr>
 </file>
 
+<file path=word/header3.xml><?xml version="1.0" encoding="utf-8"?>
+<w:hdr xmlns:wpc="http://schemas.microsoft.com/office/word/2010/wordprocessingCanvas" xmlns:cx="http://schemas.microsoft.com/office/drawing/2014/chartex" xmlns:cx1="http://schemas.microsoft.com/office/drawing/2015/9/8/chartex" xmlns:cx2="http://schemas.microsoft.com/office/drawing/2015/10/21/chartex" xmlns:cx3="http://schemas.microsoft.com/office/drawing/2016/5/9/chartex" xmlns:cx4="http://schemas.microsoft.com/office/drawing/2016/5/10/chartex" xmlns:cx5="http://schemas.microsoft.com/office/drawing/2016/5/11/chartex" xmlns:cx6="http://schemas.microsoft.com/office/drawing/2016/5/12/chartex" xmlns:cx7="http://schemas.microsoft.com/office/drawing/2016/5/13/chartex" xmlns:cx8="http://schemas.microsoft.com/office/drawing/2016/5/14/chartex" xmlns:mc="http://schemas.openxmlformats.org/markup-compatibility/2006" xmlns:aink="http://schemas.microsoft.com/office/drawing/2016/ink" xmlns:am3d="http://schemas.microsoft.com/office/drawing/2017/model3d" xmlns:o="urn:schemas-microsoft-com:office:office" xmlns:oel="http://schemas.microsoft.com/office/2019/extlst" xmlns:r="http://schemas.openxmlformats.org/officeDocument/2006/relationships" xmlns:m="http://schemas.openxmlformats.org/officeDocument/2006/math" xmlns:v="urn:schemas-microsoft-com:vml" xmlns:wp14="http://schemas.microsoft.com/office/word/2010/wordprocessingDrawing" xmlns:wp="http://schemas.openxmlformats.org/drawingml/2006/wordprocessingDrawing" xmlns:w10="urn:schemas-microsoft-com:office:word" xmlns:w="http://schemas.openxmlformats.org/wordprocessingml/2006/main" xmlns:w14="http://schemas.microsoft.com/office/word/2010/wordml" xmlns:w15="http://schemas.microsoft.com/office/word/2012/wordml" xmlns:w16cex="http://schemas.microsoft.com/office/word/2018/wordml/cex" xmlns:w16cid="http://schemas.microsoft.com/office/word/2016/wordml/cid" xmlns:w16="http://schemas.microsoft.com/office/word/2018/wordml" xmlns:w16du="http://schemas.microsoft.com/office/word/2023/wordml/word16du" xmlns:w16sdtdh="http://schemas.microsoft.com/office/word/2020/wordml/sdtdatahash" xmlns:w16sdtfl="http://schemas.microsoft.com/office/word/2024/wordml/sdtformatlock" xmlns:w16se="http://schemas.microsoft.com/office/word/2015/wordml/symex" xmlns:wpg="http://schemas.microsoft.com/office/word/2010/wordprocessingGroup" xmlns:wpi="http://schemas.microsoft.com/office/word/2010/wordprocessingInk" xmlns:wne="http://schemas.microsoft.com/office/word/2006/wordml" xmlns:wps="http://schemas.microsoft.com/office/word/2010/wordprocessingShape" mc:Ignorable="w14 w15 w16se w16cid w16 w16cex w16sdtdh w16sdtfl w16du wp14">
+  <w:p>
+    <w:pPr>
+      <w:pStyle w:val="Header"/>
+    </w:pPr>
+  </w:p>
+</w:hdr>
+</file>
+
 <file path=word/numbering.xml><?xml version="1.0" encoding="utf-8"?>
-<w:numbering xmlns:wpc="http://schemas.microsoft.com/office/word/2010/wordprocessingCanvas" xmlns:cx="http://schemas.microsoft.com/office/drawing/2014/chartex" xmlns:cx1="http://schemas.microsoft.com/office/drawing/2015/9/8/chartex" xmlns:cx2="http://schemas.microsoft.com/office/drawing/2015/10/21/chartex" xmlns:cx3="http://schemas.microsoft.com/office/drawing/2016/5/9/chartex" xmlns:cx4="http://schemas.microsoft.com/office/drawing/2016/5/10/chartex" xmlns:cx5="http://schemas.microsoft.com/office/drawing/2016/5/11/chartex" xmlns:cx6="http://schemas.microsoft.com/office/drawing/2016/5/12/chartex" xmlns:cx7="http://schemas.microsoft.com/office/drawing/2016/5/13/chartex" xmlns:cx8="http://schemas.microsoft.com/office/drawing/2016/5/14/chartex" xmlns:mc="http://schemas.openxmlformats.org/markup-compatibility/2006" xmlns:aink="http://schemas.microsoft.com/office/drawing/2016/ink" xmlns:am3d="http://schemas.microsoft.com/office/drawing/2017/model3d" xmlns:o="urn:schemas-microsoft-com:office:office" xmlns:r="http://schemas.openxmlformats.org/officeDocument/2006/relationships" xmlns:m="http://schemas.openxmlformats.org/officeDocument/2006/math" xmlns:v="urn:schemas-microsoft-com:vml" xmlns:wp14="http://schemas.microsoft.com/office/word/2010/wordprocessingDrawing" xmlns:wp="http://schemas.openxmlformats.org/drawingml/2006/wordprocessingDrawing" xmlns:w10="urn:schemas-microsoft-com:office:word" xmlns:w="http://schemas.openxmlformats.org/wordprocessingml/2006/main" xmlns:w14="http://schemas.microsoft.com/office/word/2010/wordml" xmlns:w15="http://schemas.microsoft.com/office/word/2012/wordml" xmlns:w16cex="http://schemas.microsoft.com/office/word/2018/wordml/cex" xmlns:w16cid="http://schemas.microsoft.com/office/word/2016/wordml/cid" xmlns:w16="http://schemas.microsoft.com/office/word/2018/wordml" xmlns:w16se="http://schemas.microsoft.com/office/word/2015/wordml/symex" xmlns:wpg="http://schemas.microsoft.com/office/word/2010/wordprocessingGroup" xmlns:wpi="http://schemas.microsoft.com/office/word/2010/wordprocessingInk" xmlns:wne="http://schemas.microsoft.com/office/word/2006/wordml" xmlns:wps="http://schemas.microsoft.com/office/word/2010/wordprocessingShape" mc:Ignorable="w14 w15 w16se w16cid w16 w16cex wp14">
+<w:numbering xmlns:wpc="http://schemas.microsoft.com/office/word/2010/wordprocessingCanvas" xmlns:cx="http://schemas.microsoft.com/office/drawing/2014/chartex" xmlns:cx1="http://schemas.microsoft.com/office/drawing/2015/9/8/chartex" xmlns:cx2="http://schemas.microsoft.com/office/drawing/2015/10/21/chartex" xmlns:cx3="http://schemas.microsoft.com/office/drawing/2016/5/9/chartex" xmlns:cx4="http://schemas.microsoft.com/office/drawing/2016/5/10/chartex" xmlns:cx5="http://schemas.microsoft.com/office/drawing/2016/5/11/chartex" xmlns:cx6="http://schemas.microsoft.com/office/drawing/2016/5/12/chartex" xmlns:cx7="http://schemas.microsoft.com/office/drawing/2016/5/13/chartex" xmlns:cx8="http://schemas.microsoft.com/office/drawing/2016/5/14/chartex" xmlns:mc="http://schemas.openxmlformats.org/markup-compatibility/2006" xmlns:aink="http://schemas.microsoft.com/office/drawing/2016/ink" xmlns:am3d="http://schemas.microsoft.com/office/drawing/2017/model3d" xmlns:o="urn:schemas-microsoft-com:office:office" xmlns:oel="http://schemas.microsoft.com/office/2019/extlst" xmlns:r="http://schemas.openxmlformats.org/officeDocument/2006/relationships" xmlns:m="http://schemas.openxmlformats.org/officeDocument/2006/math" xmlns:v="urn:schemas-microsoft-com:vml" xmlns:wp14="http://schemas.microsoft.com/office/word/2010/wordprocessingDrawing" xmlns:wp="http://schemas.openxmlformats.org/drawingml/2006/wordprocessingDrawing" xmlns:w10="urn:schemas-microsoft-com:office:word" xmlns:w="http://schemas.openxmlformats.org/wordprocessingml/2006/main" xmlns:w14="http://schemas.microsoft.com/office/word/2010/wordml" xmlns:w15="http://schemas.microsoft.com/office/word/2012/wordml" xmlns:w16cex="http://schemas.microsoft.com/office/word/2018/wordml/cex" xmlns:w16cid="http://schemas.microsoft.com/office/word/2016/wordml/cid" xmlns:w16="http://schemas.microsoft.com/office/word/2018/wordml" xmlns:w16du="http://schemas.microsoft.com/office/word/2023/wordml/word16du" xmlns:w16sdtdh="http://schemas.microsoft.com/office/word/2020/wordml/sdtdatahash" xmlns:w16sdtfl="http://schemas.microsoft.com/office/word/2024/wordml/sdtformatlock" xmlns:w16se="http://schemas.microsoft.com/office/word/2015/wordml/symex" xmlns:wpg="http://schemas.microsoft.com/office/word/2010/wordprocessingGroup" xmlns:wpi="http://schemas.microsoft.com/office/word/2010/wordprocessingInk" xmlns:wne="http://schemas.microsoft.com/office/word/2006/wordml" xmlns:wps="http://schemas.microsoft.com/office/word/2010/wordprocessingShape" mc:Ignorable="w14 w15 w16se w16cid w16 w16cex w16sdtdh w16sdtfl w16du wp14">
   <w:abstractNum w:abstractNumId="0" w15:restartNumberingAfterBreak="0">
     <w:nsid w:val="0B9B6B9F"/>
     <w:multiLevelType w:val="hybridMultilevel"/>
@@ -3069,62 +3217,62 @@
       </w:pPr>
     </w:lvl>
   </w:abstractNum>
-  <w:num w:numId="1">
+  <w:num w:numId="1" w16cid:durableId="1537934899">
     <w:abstractNumId w:val="3"/>
   </w:num>
-  <w:num w:numId="2">
+  <w:num w:numId="2" w16cid:durableId="969671470">
     <w:abstractNumId w:val="4"/>
   </w:num>
-  <w:num w:numId="3">
+  <w:num w:numId="3" w16cid:durableId="1425108317">
     <w:abstractNumId w:val="8"/>
   </w:num>
-  <w:num w:numId="4">
+  <w:num w:numId="4" w16cid:durableId="362288247">
     <w:abstractNumId w:val="15"/>
   </w:num>
-  <w:num w:numId="5">
+  <w:num w:numId="5" w16cid:durableId="1813937894">
     <w:abstractNumId w:val="2"/>
   </w:num>
-  <w:num w:numId="6">
+  <w:num w:numId="6" w16cid:durableId="1372880799">
     <w:abstractNumId w:val="11"/>
   </w:num>
-  <w:num w:numId="7">
+  <w:num w:numId="7" w16cid:durableId="664673350">
     <w:abstractNumId w:val="9"/>
   </w:num>
-  <w:num w:numId="8">
+  <w:num w:numId="8" w16cid:durableId="790633362">
     <w:abstractNumId w:val="12"/>
   </w:num>
-  <w:num w:numId="9">
+  <w:num w:numId="9" w16cid:durableId="1972058250">
     <w:abstractNumId w:val="13"/>
   </w:num>
-  <w:num w:numId="10">
+  <w:num w:numId="10" w16cid:durableId="1160998319">
     <w:abstractNumId w:val="16"/>
   </w:num>
-  <w:num w:numId="11">
+  <w:num w:numId="11" w16cid:durableId="1066876245">
     <w:abstractNumId w:val="0"/>
   </w:num>
-  <w:num w:numId="12">
+  <w:num w:numId="12" w16cid:durableId="1291398591">
     <w:abstractNumId w:val="5"/>
   </w:num>
-  <w:num w:numId="13">
+  <w:num w:numId="13" w16cid:durableId="111361641">
     <w:abstractNumId w:val="1"/>
   </w:num>
-  <w:num w:numId="14">
+  <w:num w:numId="14" w16cid:durableId="142503488">
     <w:abstractNumId w:val="7"/>
   </w:num>
-  <w:num w:numId="15">
+  <w:num w:numId="15" w16cid:durableId="579028138">
     <w:abstractNumId w:val="14"/>
   </w:num>
-  <w:num w:numId="16">
+  <w:num w:numId="16" w16cid:durableId="1761100723">
     <w:abstractNumId w:val="10"/>
   </w:num>
-  <w:num w:numId="17">
+  <w:num w:numId="17" w16cid:durableId="1960138433">
     <w:abstractNumId w:val="6"/>
   </w:num>
 </w:numbering>
 </file>
 
 <file path=word/styles.xml><?xml version="1.0" encoding="utf-8"?>
-<w:styles xmlns:mc="http://schemas.openxmlformats.org/markup-compatibility/2006" xmlns:r="http://schemas.openxmlformats.org/officeDocument/2006/relationships" xmlns:w="http://schemas.openxmlformats.org/wordprocessingml/2006/main" xmlns:w14="http://schemas.microsoft.com/office/word/2010/wordml" xmlns:w15="http://schemas.microsoft.com/office/word/2012/wordml" xmlns:w16cex="http://schemas.microsoft.com/office/word/2018/wordml/cex" xmlns:w16cid="http://schemas.microsoft.com/office/word/2016/wordml/cid" xmlns:w16="http://schemas.microsoft.com/office/word/2018/wordml" xmlns:w16se="http://schemas.microsoft.com/office/word/2015/wordml/symex" mc:Ignorable="w14 w15 w16se w16cid w16 w16cex">
+<w:styles xmlns:mc="http://schemas.openxmlformats.org/markup-compatibility/2006" xmlns:r="http://schemas.openxmlformats.org/officeDocument/2006/relationships" xmlns:w="http://schemas.openxmlformats.org/wordprocessingml/2006/main" xmlns:w14="http://schemas.microsoft.com/office/word/2010/wordml" xmlns:w15="http://schemas.microsoft.com/office/word/2012/wordml" xmlns:w16cex="http://schemas.microsoft.com/office/word/2018/wordml/cex" xmlns:w16cid="http://schemas.microsoft.com/office/word/2016/wordml/cid" xmlns:w16="http://schemas.microsoft.com/office/word/2018/wordml" xmlns:w16du="http://schemas.microsoft.com/office/word/2023/wordml/word16du" xmlns:w16sdtdh="http://schemas.microsoft.com/office/word/2020/wordml/sdtdatahash" xmlns:w16sdtfl="http://schemas.microsoft.com/office/word/2024/wordml/sdtformatlock" xmlns:w16se="http://schemas.microsoft.com/office/word/2015/wordml/symex" mc:Ignorable="w14 w15 w16se w16cid w16 w16cex w16sdtdh w16sdtfl w16du">
   <w:docDefaults>
     <w:rPrDefault>
       <w:rPr>
